--- a/tillsyn/A 32991-2023 tillsynsbegäran.docx
+++ b/tillsyn/A 32991-2023 tillsynsbegäran.docx
@@ -267,7 +267,7 @@
     <w:r>
       <w:tab/>
       <w:tab/>
-      <w:t>2026-06-18</w:t>
+      <w:t>2026-06-19</w:t>
       <w:br/>
       <w:br/>
     </w:r>

--- a/tillsyn/A 32991-2023 tillsynsbegäran.docx
+++ b/tillsyn/A 32991-2023 tillsynsbegäran.docx
@@ -267,7 +267,7 @@
     <w:r>
       <w:tab/>
       <w:tab/>
-      <w:t>2026-06-19</w:t>
+      <w:t>2026-06-20</w:t>
       <w:br/>
       <w:br/>
     </w:r>

--- a/tillsyn/A 32991-2023 tillsynsbegäran.docx
+++ b/tillsyn/A 32991-2023 tillsynsbegäran.docx
@@ -12,10 +12,7 @@
     </w:p>
     <w:p>
       <w:r>
-        <w:t>Detta dokument behandlar höga naturvärden i avverkningsanmälan A 32991-2023 i Kristinehamns kommun som inkom 2023-07-06 och omfattar 1,0 ha.</w:t>
-      </w:r>
-      <w:r>
-        <w:t xml:space="preserve"> I Figur 1 visas fyndplatser för naturvårdsarter i området, som finns registrerade på Artportalen.</w:t>
+        <w:t>Denna tillsynsbegäran behandlar höga naturvärden i avverkningsanmälan A 32991-2023 i Kristinehamns kommun som inkom 2023-07-06 och omfattar 1,0 ha.</w:t>
       </w:r>
     </w:p>
     <w:p>
@@ -63,7 +60,20 @@
         <w:spacing w:after="240"/>
       </w:pPr>
       <w:r>
-        <w:t>Figur 1. Fyndplatser för naturvårdsarter inom 16 meter från avverkningsanmälan (röd linje). Inom parentes anges rödlistekategorier, S för signalarter, Tför typiska arter och fridlysningsparagrafer i artskyddsförordningen.Markörer utan svart kant är placerade på fyndplatsen. Markörer med svart kant är placerade vid sidan av fyndplatsen och har ett svart streck som visar fyndplatsens exakta position. Kartans mittpunktskoordinat är N 6546290, E 448857 i SWEREF 99 TM.</w:t>
+        <w:t>Figur 1. Fyndplatser för naturvårdsarter inom 16 meter från avverkningsanmälan. Markörer utan svart kant är placerade på fyndplatsen. Markörer med svart kant är placerade vid sidan av fyndplatsen har ett svart streck som visar fyndplatsens exakta position. Kartans mittpunktskoordinat är N 6546290, E 448857 i SWEREF 99 TM.</w:t>
+      </w:r>
+    </w:p>
+    <w:p>
+      <w:r>
+        <w:t>Inom 16 meter från avverkningsanmälan finns fynd av 2 naturvårdsarter, varav 1 är rödlistad, 1 är typisk (T) och 1 är signalart (S): stor sotdyna (NT) och gulnål (S, T). Se Figur 1.</w:t>
+      </w:r>
+    </w:p>
+    <w:p>
+      <w:pPr>
+        <w:pStyle w:val="Heading1"/>
+      </w:pPr>
+      <w:r>
+        <w:t>Tillsynsbegäran</w:t>
       </w:r>
     </w:p>
     <w:p>
@@ -77,26 +87,27 @@
       </w:r>
     </w:p>
     <w:p>
-      <w:r>
-        <w:t>Nedan beskrivs fynd av naturvårdsarter som gjorts i det avverkningsanmälda området.</w:t>
-      </w:r>
-    </w:p>
-    <w:p>
       <w:pPr>
         <w:pStyle w:val="Heading1"/>
       </w:pPr>
       <w:r>
-        <w:t>Naturvårdsarter</w:t>
+        <w:t>Naturvårdsarter och fridlysta arter</w:t>
       </w:r>
     </w:p>
     <w:p>
       <w:r>
-        <w:t>Inom 16 meter från avverkningsanmälan har följande 2 naturvårdsarter hittats: stor sotdyna (NT) och gulnål (S, T). Av dessa är 1 rödlistade. För rödlistade arter har rödlistekategorin angivits inom parentes. Arter som är signalarter enligt Skogsstyrelsen har markerats med (S). Typiska arter inom Natura 2000 som är kopplade till skogsekosystem har markerats med (T).</w:t>
+        <w:t>Nedan följer beskrivningar av de naturvårdsarter och fridlysta arter som har sina livsmiljöer och växtplatser i den avverkningsanmälda skogen. De påträffade naturvårdsarterna är ett tydligt kvitto på att det rör sig om en skog med höga naturvärden.</w:t>
       </w:r>
     </w:p>
     <w:p>
       <w:r>
-        <w:t>De påträffade naturvårdsarterna är ett tydligt kvitto på att det rör sig om en skog med höga naturvärden.</w:t>
+        <w:rPr>
+          <w:b/>
+        </w:rPr>
+        <w:t>Stor sotdyna (NT)</w:t>
+      </w:r>
+      <w:r>
+        <w:t xml:space="preserve"> är en vednedbrytare som växer på gamla, döda, stående eller fallna, ännu barkförsedda stammar av klibbal där de svarta stromata bryter fram under bark eller ur ved. Arten missgynnas av att olikåldriga bestånd av äldre klibbal med lång kontinuitet blir alltmer sällsynta. En slutavverkning, skoglig gallring eller annat uttag av virke som ger ett förändrat lokalklimat på växtplatsen innebär ett direkt hot. Även minskad tillgång på lämpliga substrat, d.v.s. murknande lövved, är ett hot. Skogliga åtgärder som innebär att lågor och döda eller skadade träd tas bort missgynnar arten (SLU Artdatabanken, 2024).</w:t>
       </w:r>
     </w:p>
     <w:p>
@@ -126,17 +137,6 @@
       </w:r>
       <w:r>
         <w:t>(Nitare &amp; Skogsstyrelsen, 2019; SLU Artdatabanken, 2025).</w:t>
-      </w:r>
-    </w:p>
-    <w:p>
-      <w:r>
-        <w:rPr>
-          <w:b/>
-        </w:rPr>
-        <w:t>Stor sotdyna (NT)</w:t>
-      </w:r>
-      <w:r>
-        <w:t xml:space="preserve"> är en vednedbrytare som växer på gamla, döda, stående eller fallna, ännu barkförsedda stammar av klibbal där de svarta stromata bryter fram under bark eller ur ved. Arten missgynnas av att olikåldriga bestånd av äldre klibbal med lång kontinuitet blir alltmer sällsynta. En slutavverkning, skoglig gallring eller annat uttag av virke som ger ett förändrat lokalklimat på växtplatsen innebär ett direkt hot. Även minskad tillgång på lämpliga substrat, d.v.s. murknande lövved, är ett hot. Skogliga åtgärder som innebär att lågor och döda eller skadade träd tas bort missgynnar arten (SLU Artdatabanken, 2024).</w:t>
       </w:r>
     </w:p>
     <w:sectPr>
@@ -267,7 +267,7 @@
     <w:r>
       <w:tab/>
       <w:tab/>
-      <w:t>2026-06-20</w:t>
+      <w:t>2026-06-21</w:t>
       <w:br/>
       <w:br/>
     </w:r>

--- a/tillsyn/A 32991-2023 tillsynsbegäran.docx
+++ b/tillsyn/A 32991-2023 tillsynsbegäran.docx
@@ -267,7 +267,7 @@
     <w:r>
       <w:tab/>
       <w:tab/>
-      <w:t>2026-06-21</w:t>
+      <w:t>2026-06-22</w:t>
       <w:br/>
       <w:br/>
     </w:r>

--- a/tillsyn/A 32991-2023 tillsynsbegäran.docx
+++ b/tillsyn/A 32991-2023 tillsynsbegäran.docx
@@ -267,7 +267,7 @@
     <w:r>
       <w:tab/>
       <w:tab/>
-      <w:t>2026-06-22</w:t>
+      <w:t>2026-06-23</w:t>
       <w:br/>
       <w:br/>
     </w:r>

--- a/tillsyn/A 32991-2023 tillsynsbegäran.docx
+++ b/tillsyn/A 32991-2023 tillsynsbegäran.docx
@@ -267,7 +267,7 @@
     <w:r>
       <w:tab/>
       <w:tab/>
-      <w:t>2026-06-23</w:t>
+      <w:t>2026-06-24</w:t>
       <w:br/>
       <w:br/>
     </w:r>

--- a/tillsyn/A 32991-2023 tillsynsbegäran.docx
+++ b/tillsyn/A 32991-2023 tillsynsbegäran.docx
@@ -267,7 +267,7 @@
     <w:r>
       <w:tab/>
       <w:tab/>
-      <w:t>2026-06-24</w:t>
+      <w:t>2026-06-25</w:t>
       <w:br/>
       <w:br/>
     </w:r>

--- a/tillsyn/A 32991-2023 tillsynsbegäran.docx
+++ b/tillsyn/A 32991-2023 tillsynsbegäran.docx
@@ -267,7 +267,7 @@
     <w:r>
       <w:tab/>
       <w:tab/>
-      <w:t>2026-06-25</w:t>
+      <w:t>2026-06-26</w:t>
       <w:br/>
       <w:br/>
     </w:r>

--- a/tillsyn/A 32991-2023 tillsynsbegäran.docx
+++ b/tillsyn/A 32991-2023 tillsynsbegäran.docx
@@ -267,7 +267,7 @@
     <w:r>
       <w:tab/>
       <w:tab/>
-      <w:t>2026-06-26</w:t>
+      <w:t>2026-06-27</w:t>
       <w:br/>
       <w:br/>
     </w:r>

--- a/tillsyn/A 32991-2023 tillsynsbegäran.docx
+++ b/tillsyn/A 32991-2023 tillsynsbegäran.docx
@@ -267,7 +267,7 @@
     <w:r>
       <w:tab/>
       <w:tab/>
-      <w:t>2026-06-27</w:t>
+      <w:t>2026-06-28</w:t>
       <w:br/>
       <w:br/>
     </w:r>

--- a/tillsyn/A 32991-2023 tillsynsbegäran.docx
+++ b/tillsyn/A 32991-2023 tillsynsbegäran.docx
@@ -267,7 +267,7 @@
     <w:r>
       <w:tab/>
       <w:tab/>
-      <w:t>2026-06-28</w:t>
+      <w:t>2026-06-29</w:t>
       <w:br/>
       <w:br/>
     </w:r>

--- a/tillsyn/A 32991-2023 tillsynsbegäran.docx
+++ b/tillsyn/A 32991-2023 tillsynsbegäran.docx
@@ -267,7 +267,7 @@
     <w:r>
       <w:tab/>
       <w:tab/>
-      <w:t>2026-06-29</w:t>
+      <w:t>2026-06-30</w:t>
       <w:br/>
       <w:br/>
     </w:r>

--- a/tillsyn/A 32991-2023 tillsynsbegäran.docx
+++ b/tillsyn/A 32991-2023 tillsynsbegäran.docx
@@ -267,7 +267,7 @@
     <w:r>
       <w:tab/>
       <w:tab/>
-      <w:t>2026-06-30</w:t>
+      <w:t>2026-07-01</w:t>
       <w:br/>
       <w:br/>
     </w:r>

--- a/tillsyn/A 32991-2023 tillsynsbegäran.docx
+++ b/tillsyn/A 32991-2023 tillsynsbegäran.docx
@@ -267,7 +267,7 @@
     <w:r>
       <w:tab/>
       <w:tab/>
-      <w:t>2026-07-01</w:t>
+      <w:t>2026-07-02</w:t>
       <w:br/>
       <w:br/>
     </w:r>

--- a/tillsyn/A 32991-2023 tillsynsbegäran.docx
+++ b/tillsyn/A 32991-2023 tillsynsbegäran.docx
@@ -267,7 +267,7 @@
     <w:r>
       <w:tab/>
       <w:tab/>
-      <w:t>2026-07-13</w:t>
+      <w:t>2026-07-14</w:t>
       <w:br/>
       <w:br/>
     </w:r>

--- a/tillsyn/A 32991-2023 tillsynsbegäran.docx
+++ b/tillsyn/A 32991-2023 tillsynsbegäran.docx
@@ -267,7 +267,7 @@
     <w:r>
       <w:tab/>
       <w:tab/>
-      <w:t>2026-07-14</w:t>
+      <w:t>2026-07-15</w:t>
       <w:br/>
       <w:br/>
     </w:r>

--- a/tillsyn/A 32991-2023 tillsynsbegäran.docx
+++ b/tillsyn/A 32991-2023 tillsynsbegäran.docx
@@ -267,7 +267,7 @@
     <w:r>
       <w:tab/>
       <w:tab/>
-      <w:t>2026-07-15</w:t>
+      <w:t>2026-07-16</w:t>
       <w:br/>
       <w:br/>
     </w:r>

--- a/tillsyn/A 32991-2023 tillsynsbegäran.docx
+++ b/tillsyn/A 32991-2023 tillsynsbegäran.docx
@@ -267,7 +267,7 @@
     <w:r>
       <w:tab/>
       <w:tab/>
-      <w:t>2026-07-16</w:t>
+      <w:t>2026-07-17</w:t>
       <w:br/>
       <w:br/>
     </w:r>

--- a/tillsyn/A 32991-2023 tillsynsbegäran.docx
+++ b/tillsyn/A 32991-2023 tillsynsbegäran.docx
@@ -267,7 +267,7 @@
     <w:r>
       <w:tab/>
       <w:tab/>
-      <w:t>2026-07-17</w:t>
+      <w:t>2026-07-18</w:t>
       <w:br/>
       <w:br/>
     </w:r>

--- a/tillsyn/A 32991-2023 tillsynsbegäran.docx
+++ b/tillsyn/A 32991-2023 tillsynsbegäran.docx
@@ -267,7 +267,7 @@
     <w:r>
       <w:tab/>
       <w:tab/>
-      <w:t>2026-07-18</w:t>
+      <w:t>2026-07-19</w:t>
       <w:br/>
       <w:br/>
     </w:r>

--- a/tillsyn/A 32991-2023 tillsynsbegäran.docx
+++ b/tillsyn/A 32991-2023 tillsynsbegäran.docx
@@ -267,7 +267,7 @@
     <w:r>
       <w:tab/>
       <w:tab/>
-      <w:t>2026-07-19</w:t>
+      <w:t>2026-07-20</w:t>
       <w:br/>
       <w:br/>
     </w:r>

--- a/tillsyn/A 32991-2023 tillsynsbegäran.docx
+++ b/tillsyn/A 32991-2023 tillsynsbegäran.docx
@@ -267,7 +267,7 @@
     <w:r>
       <w:tab/>
       <w:tab/>
-      <w:t>2026-07-20</w:t>
+      <w:t>2026-07-21</w:t>
       <w:br/>
       <w:br/>
     </w:r>

--- a/tillsyn/A 32991-2023 tillsynsbegäran.docx
+++ b/tillsyn/A 32991-2023 tillsynsbegäran.docx
@@ -267,7 +267,7 @@
     <w:r>
       <w:tab/>
       <w:tab/>
-      <w:t>2026-07-21</w:t>
+      <w:t>2026-07-22</w:t>
       <w:br/>
       <w:br/>
     </w:r>

--- a/tillsyn/A 32991-2023 tillsynsbegäran.docx
+++ b/tillsyn/A 32991-2023 tillsynsbegäran.docx
@@ -267,7 +267,7 @@
     <w:r>
       <w:tab/>
       <w:tab/>
-      <w:t>2026-07-22</w:t>
+      <w:t>2026-07-23</w:t>
       <w:br/>
       <w:br/>
     </w:r>

--- a/tillsyn/A 32991-2023 tillsynsbegäran.docx
+++ b/tillsyn/A 32991-2023 tillsynsbegäran.docx
@@ -267,7 +267,7 @@
     <w:r>
       <w:tab/>
       <w:tab/>
-      <w:t>2026-07-23</w:t>
+      <w:t>2026-07-24</w:t>
       <w:br/>
       <w:br/>
     </w:r>

--- a/tillsyn/A 32991-2023 tillsynsbegäran.docx
+++ b/tillsyn/A 32991-2023 tillsynsbegäran.docx
@@ -267,7 +267,7 @@
     <w:r>
       <w:tab/>
       <w:tab/>
-      <w:t>2026-07-24</w:t>
+      <w:t>2026-07-25</w:t>
       <w:br/>
       <w:br/>
     </w:r>

--- a/tillsyn/A 32991-2023 tillsynsbegäran.docx
+++ b/tillsyn/A 32991-2023 tillsynsbegäran.docx
@@ -267,7 +267,7 @@
     <w:r>
       <w:tab/>
       <w:tab/>
-      <w:t>2026-07-25</w:t>
+      <w:t>2026-07-26</w:t>
       <w:br/>
       <w:br/>
     </w:r>

--- a/tillsyn/A 32991-2023 tillsynsbegäran.docx
+++ b/tillsyn/A 32991-2023 tillsynsbegäran.docx
@@ -267,7 +267,7 @@
     <w:r>
       <w:tab/>
       <w:tab/>
-      <w:t>2026-07-26</w:t>
+      <w:t>2026-07-27</w:t>
       <w:br/>
       <w:br/>
     </w:r>

--- a/tillsyn/A 32991-2023 tillsynsbegäran.docx
+++ b/tillsyn/A 32991-2023 tillsynsbegäran.docx
@@ -267,7 +267,7 @@
     <w:r>
       <w:tab/>
       <w:tab/>
-      <w:t>2026-07-27</w:t>
+      <w:t>2026-07-28</w:t>
       <w:br/>
       <w:br/>
     </w:r>

--- a/tillsyn/A 32991-2023 tillsynsbegäran.docx
+++ b/tillsyn/A 32991-2023 tillsynsbegäran.docx
@@ -267,7 +267,7 @@
     <w:r>
       <w:tab/>
       <w:tab/>
-      <w:t>2026-07-28</w:t>
+      <w:t>2026-07-29</w:t>
       <w:br/>
       <w:br/>
     </w:r>

--- a/tillsyn/A 32991-2023 tillsynsbegäran.docx
+++ b/tillsyn/A 32991-2023 tillsynsbegäran.docx
@@ -267,7 +267,7 @@
     <w:r>
       <w:tab/>
       <w:tab/>
-      <w:t>2026-07-29</w:t>
+      <w:t>2026-07-30</w:t>
       <w:br/>
       <w:br/>
     </w:r>

--- a/tillsyn/A 32991-2023 tillsynsbegäran.docx
+++ b/tillsyn/A 32991-2023 tillsynsbegäran.docx
@@ -267,7 +267,7 @@
     <w:r>
       <w:tab/>
       <w:tab/>
-      <w:t>2026-07-30</w:t>
+      <w:t>2026-07-31</w:t>
       <w:br/>
       <w:br/>
     </w:r>

--- a/tillsyn/A 32991-2023 tillsynsbegäran.docx
+++ b/tillsyn/A 32991-2023 tillsynsbegäran.docx
@@ -267,7 +267,7 @@
     <w:r>
       <w:tab/>
       <w:tab/>
-      <w:t>2026-07-31</w:t>
+      <w:t>2026-08-01</w:t>
       <w:br/>
       <w:br/>
     </w:r>

--- a/tillsyn/A 32991-2023 tillsynsbegäran.docx
+++ b/tillsyn/A 32991-2023 tillsynsbegäran.docx
@@ -267,7 +267,7 @@
     <w:r>
       <w:tab/>
       <w:tab/>
-      <w:t>2026-08-01</w:t>
+      <w:t>2026-08-02</w:t>
       <w:br/>
       <w:br/>
     </w:r>

--- a/tillsyn/A 32991-2023 tillsynsbegäran.docx
+++ b/tillsyn/A 32991-2023 tillsynsbegäran.docx
@@ -267,7 +267,7 @@
     <w:r>
       <w:tab/>
       <w:tab/>
-      <w:t>2026-08-02</w:t>
+      <w:t>2026-08-03</w:t>
       <w:br/>
       <w:br/>
     </w:r>

--- a/tillsyn/A 32991-2023 tillsynsbegäran.docx
+++ b/tillsyn/A 32991-2023 tillsynsbegäran.docx
@@ -267,7 +267,7 @@
     <w:r>
       <w:tab/>
       <w:tab/>
-      <w:t>2026-08-03</w:t>
+      <w:t>2026-08-05</w:t>
       <w:br/>
       <w:br/>
     </w:r>

--- a/tillsyn/A 32991-2023 tillsynsbegäran.docx
+++ b/tillsyn/A 32991-2023 tillsynsbegäran.docx
@@ -267,7 +267,7 @@
     <w:r>
       <w:tab/>
       <w:tab/>
-      <w:t>2026-08-05</w:t>
+      <w:t>2026-08-07</w:t>
       <w:br/>
       <w:br/>
     </w:r>

--- a/tillsyn/A 32991-2023 tillsynsbegäran.docx
+++ b/tillsyn/A 32991-2023 tillsynsbegäran.docx
@@ -267,7 +267,7 @@
     <w:r>
       <w:tab/>
       <w:tab/>
-      <w:t>2026-08-07</w:t>
+      <w:t>2026-08-08</w:t>
       <w:br/>
       <w:br/>
     </w:r>

--- a/tillsyn/A 32991-2023 tillsynsbegäran.docx
+++ b/tillsyn/A 32991-2023 tillsynsbegäran.docx
@@ -60,7 +60,7 @@
         <w:spacing w:after="240"/>
       </w:pPr>
       <w:r>
-        <w:t>Figur 1. Fyndplatser för naturvårdsarter inom 16 meter från avverkningsanmälan. Markörer utan svart kant är placerade på fyndplatsen. Markörer med svart kant är placerade vid sidan av fyndplatsen har ett svart streck som visar fyndplatsens exakta position. Kartans mittpunktskoordinat är N 6546290, E 448857 i SWEREF 99 TM.</w:t>
+        <w:t>Figur 1. Fyndplatser för naturvårdsarter inom 16 meter från avverkningsanmälan. Markörer utan svart kant är placerade på fyndplatsen. Markörer med svart kant är placerade vid sidan av fyndplatsen och har ett svart streck som visar fyndplatsens exakta position. Kartans mittpunktskoordinat är N 6546290, E 448857 i SWEREF 99 TM.</w:t>
       </w:r>
     </w:p>
     <w:p>
@@ -267,7 +267,7 @@
     <w:r>
       <w:tab/>
       <w:tab/>
-      <w:t>2026-08-14</w:t>
+      <w:t>2026-08-15</w:t>
       <w:br/>
       <w:br/>
     </w:r>

--- a/tillsyn/A 32991-2023 tillsynsbegäran.docx
+++ b/tillsyn/A 32991-2023 tillsynsbegäran.docx
@@ -267,7 +267,7 @@
     <w:r>
       <w:tab/>
       <w:tab/>
-      <w:t>2026-08-15</w:t>
+      <w:t>2026-08-16</w:t>
       <w:br/>
       <w:br/>
     </w:r>

--- a/tillsyn/A 32991-2023 tillsynsbegäran.docx
+++ b/tillsyn/A 32991-2023 tillsynsbegäran.docx
@@ -267,7 +267,7 @@
     <w:r>
       <w:tab/>
       <w:tab/>
-      <w:t>2026-08-16</w:t>
+      <w:t>2026-08-17</w:t>
       <w:br/>
       <w:br/>
     </w:r>

--- a/tillsyn/A 32991-2023 tillsynsbegäran.docx
+++ b/tillsyn/A 32991-2023 tillsynsbegäran.docx
@@ -267,7 +267,7 @@
     <w:r>
       <w:tab/>
       <w:tab/>
-      <w:t>2026-08-17</w:t>
+      <w:t>2026-08-18</w:t>
       <w:br/>
       <w:br/>
     </w:r>

--- a/tillsyn/A 32991-2023 tillsynsbegäran.docx
+++ b/tillsyn/A 32991-2023 tillsynsbegäran.docx
@@ -267,7 +267,7 @@
     <w:r>
       <w:tab/>
       <w:tab/>
-      <w:t>2026-08-18</w:t>
+      <w:t>2026-08-19</w:t>
       <w:br/>
       <w:br/>
     </w:r>

--- a/tillsyn/A 32991-2023 tillsynsbegäran.docx
+++ b/tillsyn/A 32991-2023 tillsynsbegäran.docx
@@ -267,7 +267,7 @@
     <w:r>
       <w:tab/>
       <w:tab/>
-      <w:t>2026-08-19</w:t>
+      <w:t>2026-08-20</w:t>
       <w:br/>
       <w:br/>
     </w:r>

--- a/tillsyn/A 32991-2023 tillsynsbegäran.docx
+++ b/tillsyn/A 32991-2023 tillsynsbegäran.docx
@@ -267,7 +267,7 @@
     <w:r>
       <w:tab/>
       <w:tab/>
-      <w:t>2026-08-20</w:t>
+      <w:t>2026-08-21</w:t>
       <w:br/>
       <w:br/>
     </w:r>

--- a/tillsyn/A 32991-2023 tillsynsbegäran.docx
+++ b/tillsyn/A 32991-2023 tillsynsbegäran.docx
@@ -267,7 +267,7 @@
     <w:r>
       <w:tab/>
       <w:tab/>
-      <w:t>2026-08-21</w:t>
+      <w:t>2026-08-22</w:t>
       <w:br/>
       <w:br/>
     </w:r>

--- a/tillsyn/A 32991-2023 tillsynsbegäran.docx
+++ b/tillsyn/A 32991-2023 tillsynsbegäran.docx
@@ -267,7 +267,7 @@
     <w:r>
       <w:tab/>
       <w:tab/>
-      <w:t>2026-08-22</w:t>
+      <w:t>2026-08-23</w:t>
       <w:br/>
       <w:br/>
     </w:r>

--- a/tillsyn/A 32991-2023 tillsynsbegäran.docx
+++ b/tillsyn/A 32991-2023 tillsynsbegäran.docx
@@ -267,7 +267,7 @@
     <w:r>
       <w:tab/>
       <w:tab/>
-      <w:t>2026-08-23</w:t>
+      <w:t>2026-08-24</w:t>
       <w:br/>
       <w:br/>
     </w:r>

--- a/tillsyn/A 32991-2023 tillsynsbegäran.docx
+++ b/tillsyn/A 32991-2023 tillsynsbegäran.docx
@@ -267,7 +267,7 @@
     <w:r>
       <w:tab/>
       <w:tab/>
-      <w:t>2026-08-24</w:t>
+      <w:t>2026-08-25</w:t>
       <w:br/>
       <w:br/>
     </w:r>

--- a/tillsyn/A 32991-2023 tillsynsbegäran.docx
+++ b/tillsyn/A 32991-2023 tillsynsbegäran.docx
@@ -267,7 +267,7 @@
     <w:r>
       <w:tab/>
       <w:tab/>
-      <w:t>2026-08-25</w:t>
+      <w:t>2026-08-26</w:t>
       <w:br/>
       <w:br/>
     </w:r>

--- a/tillsyn/A 32991-2023 tillsynsbegäran.docx
+++ b/tillsyn/A 32991-2023 tillsynsbegäran.docx
@@ -267,7 +267,7 @@
     <w:r>
       <w:tab/>
       <w:tab/>
-      <w:t>2026-08-26</w:t>
+      <w:t>2026-08-27</w:t>
       <w:br/>
       <w:br/>
     </w:r>

--- a/tillsyn/A 32991-2023 tillsynsbegäran.docx
+++ b/tillsyn/A 32991-2023 tillsynsbegäran.docx
@@ -267,7 +267,7 @@
     <w:r>
       <w:tab/>
       <w:tab/>
-      <w:t>2026-08-27</w:t>
+      <w:t>2026-08-28</w:t>
       <w:br/>
       <w:br/>
     </w:r>

--- a/tillsyn/A 32991-2023 tillsynsbegäran.docx
+++ b/tillsyn/A 32991-2023 tillsynsbegäran.docx
@@ -267,7 +267,7 @@
     <w:r>
       <w:tab/>
       <w:tab/>
-      <w:t>2026-08-28</w:t>
+      <w:t>2026-08-29</w:t>
       <w:br/>
       <w:br/>
     </w:r>

--- a/tillsyn/A 32991-2023 tillsynsbegäran.docx
+++ b/tillsyn/A 32991-2023 tillsynsbegäran.docx
@@ -267,7 +267,7 @@
     <w:r>
       <w:tab/>
       <w:tab/>
-      <w:t>2026-08-29</w:t>
+      <w:t>2026-08-31</w:t>
       <w:br/>
       <w:br/>
     </w:r>

--- a/tillsyn/A 32991-2023 tillsynsbegäran.docx
+++ b/tillsyn/A 32991-2023 tillsynsbegäran.docx
@@ -267,7 +267,7 @@
     <w:r>
       <w:tab/>
       <w:tab/>
-      <w:t>2026-08-31</w:t>
+      <w:t>2026-09-01</w:t>
       <w:br/>
       <w:br/>
     </w:r>

--- a/tillsyn/A 32991-2023 tillsynsbegäran.docx
+++ b/tillsyn/A 32991-2023 tillsynsbegäran.docx
@@ -267,7 +267,7 @@
     <w:r>
       <w:tab/>
       <w:tab/>
-      <w:t>2026-09-01</w:t>
+      <w:t>2026-09-02</w:t>
       <w:br/>
       <w:br/>
     </w:r>

--- a/tillsyn/A 32991-2023 tillsynsbegäran.docx
+++ b/tillsyn/A 32991-2023 tillsynsbegäran.docx
@@ -267,7 +267,7 @@
     <w:r>
       <w:tab/>
       <w:tab/>
-      <w:t>2026-09-02</w:t>
+      <w:t>2026-09-03</w:t>
       <w:br/>
       <w:br/>
     </w:r>

--- a/tillsyn/A 32991-2023 tillsynsbegäran.docx
+++ b/tillsyn/A 32991-2023 tillsynsbegäran.docx
@@ -267,7 +267,7 @@
     <w:r>
       <w:tab/>
       <w:tab/>
-      <w:t>2026-09-03</w:t>
+      <w:t>2026-09-04</w:t>
       <w:br/>
       <w:br/>
     </w:r>

--- a/tillsyn/A 32991-2023 tillsynsbegäran.docx
+++ b/tillsyn/A 32991-2023 tillsynsbegäran.docx
@@ -267,7 +267,7 @@
     <w:r>
       <w:tab/>
       <w:tab/>
-      <w:t>2026-09-04</w:t>
+      <w:t>2026-09-05</w:t>
       <w:br/>
       <w:br/>
     </w:r>

--- a/tillsyn/A 32991-2023 tillsynsbegäran.docx
+++ b/tillsyn/A 32991-2023 tillsynsbegäran.docx
@@ -267,7 +267,7 @@
     <w:r>
       <w:tab/>
       <w:tab/>
-      <w:t>2026-09-05</w:t>
+      <w:t>2026-09-06</w:t>
       <w:br/>
       <w:br/>
     </w:r>

--- a/tillsyn/A 32991-2023 tillsynsbegäran.docx
+++ b/tillsyn/A 32991-2023 tillsynsbegäran.docx
@@ -267,7 +267,7 @@
     <w:r>
       <w:tab/>
       <w:tab/>
-      <w:t>2026-09-06</w:t>
+      <w:t>2026-09-07</w:t>
       <w:br/>
       <w:br/>
     </w:r>

--- a/tillsyn/A 32991-2023 tillsynsbegäran.docx
+++ b/tillsyn/A 32991-2023 tillsynsbegäran.docx
@@ -267,7 +267,7 @@
     <w:r>
       <w:tab/>
       <w:tab/>
-      <w:t>2026-09-07</w:t>
+      <w:t>2026-09-08</w:t>
       <w:br/>
       <w:br/>
     </w:r>

--- a/tillsyn/A 32991-2023 tillsynsbegäran.docx
+++ b/tillsyn/A 32991-2023 tillsynsbegäran.docx
@@ -267,7 +267,7 @@
     <w:r>
       <w:tab/>
       <w:tab/>
-      <w:t>2026-09-08</w:t>
+      <w:t>2026-09-09</w:t>
       <w:br/>
       <w:br/>
     </w:r>

--- a/tillsyn/A 32991-2023 tillsynsbegäran.docx
+++ b/tillsyn/A 32991-2023 tillsynsbegäran.docx
@@ -267,7 +267,7 @@
     <w:r>
       <w:tab/>
       <w:tab/>
-      <w:t>2026-09-09</w:t>
+      <w:t>2026-09-10</w:t>
       <w:br/>
       <w:br/>
     </w:r>

--- a/tillsyn/A 32991-2023 tillsynsbegäran.docx
+++ b/tillsyn/A 32991-2023 tillsynsbegäran.docx
@@ -267,7 +267,7 @@
     <w:r>
       <w:tab/>
       <w:tab/>
-      <w:t>2026-09-10</w:t>
+      <w:t>2026-09-11</w:t>
       <w:br/>
       <w:br/>
     </w:r>

--- a/tillsyn/A 32991-2023 tillsynsbegäran.docx
+++ b/tillsyn/A 32991-2023 tillsynsbegäran.docx
@@ -267,7 +267,7 @@
     <w:r>
       <w:tab/>
       <w:tab/>
-      <w:t>2026-09-11</w:t>
+      <w:t>2026-09-12</w:t>
       <w:br/>
       <w:br/>
     </w:r>
